--- a/examples/E3/ejemplo-biblioya-e3-memoria.docx
+++ b/examples/E3/ejemplo-biblioya-e3-memoria.docx
@@ -16,7 +16,7 @@
           <w:i/>
           <w:iCs/>
         </w:rPr>
-        <w:t xml:space="preserve">Exportado con se-ramify el 20/10/2026.</w:t>
+        <w:t xml:space="preserve">Exportado con se-ramify el 23/10/2026.</w:t>
       </w:r>
     </w:p>
     <w:p>
@@ -8915,7 +8915,7 @@
       <w:r>
         <w:drawing>
           <wp:inline distT="0" distB="0" distL="0" distR="0">
-            <wp:extent cx="2943225" cy="7467600"/>
+            <wp:extent cx="3486150" cy="7467600"/>
             <wp:effectExtent t="0" r="0" b="0" l="0"/>
             <wp:docPr id="15" name="05-e3-acta-1-reunion-con-el-cliente.png" descr="E3 · Acta 1 — reunión con el cliente" title="E3 · Acta 1 — reunión con el cliente"/>
             <wp:cNvGraphicFramePr>
@@ -8940,7 +8940,7 @@
                   <pic:spPr bwMode="auto">
                     <a:xfrm>
                       <a:off x="0" y="0"/>
-                      <a:ext cx="2943225" cy="7467600"/>
+                      <a:ext cx="3486150" cy="7467600"/>
                     </a:xfrm>
                     <a:prstGeom prst="rect">
                       <a:avLst/>
